--- a/lesson-plans/lessonplan_pertemuan19.docx
+++ b/lesson-plans/lessonplan_pertemuan19.docx
@@ -570,7 +570,7 @@
           </w:tcPr>
           <w:p>
             <w:r>
-              <w:t>Penyuntingan Audio &amp; Voice Over</w:t>
+              <w:t>Penyuntingan Audio &amp; Voice Over Konten</w:t>
             </w:r>
           </w:p>
         </w:tc>
@@ -583,7 +583,7 @@
           </w:tcPr>
           <w:p>
             <w:r>
-              <w:t>Mengolah audio pendukung konten agar jernih dan seimbang.</w:t>
+              <w:t>Mengolah audio agar jernih dan seimbang dengan musik latar.</w:t>
             </w:r>
           </w:p>
         </w:tc>
@@ -1049,20 +1049,10 @@
             <w:vMerge w:val="restart"/>
           </w:tcPr>
           <w:p>
-            <w:pPr>
-              <w:rPr>
-                <w:rFonts w:ascii="Tahoma" w:eastAsia="Tahoma" w:hAnsi="Tahoma" w:cs="Tahoma"/>
-                <w:sz w:val="22"/>
-                <w:szCs w:val="22"/>
-              </w:rPr>
-            </w:pPr>
-            <w:r>
-              <w:rPr>
-                <w:rFonts w:ascii="Tahoma" w:eastAsia="Tahoma" w:hAnsi="Tahoma" w:cs="Tahoma"/>
-                <w:sz w:val="22"/>
-                <w:szCs w:val="22"/>
-              </w:rPr>
-              <w:t>1</w:t>
+            <w:r>
+              <w:t>1. Salam</w:t>
+              <w:br/>
+              <w:t>2. Apersepsi: Video bagus tapi audio bising</w:t>
             </w:r>
           </w:p>
         </w:tc>
@@ -1451,72 +1441,9 @@
             <w:gridSpan w:val="3"/>
           </w:tcPr>
           <w:p>
-            <w:pPr>
-              <w:pStyle w:val="ListParagraph"/>
-              <w:numPr>
-                <w:ilvl w:val="3"/>
-                <w:numId w:val="5"/>
-              </w:numPr>
-              <w:spacing w:before="60"/>
-              <w:ind w:left="292"/>
-              <w:rPr>
-                <w:rFonts w:ascii="Tahoma" w:eastAsia="Tahoma" w:hAnsi="Tahoma" w:cs="Tahoma"/>
-                <w:b/>
-              </w:rPr>
-            </w:pPr>
-            <w:r>
-              <w:rPr>
-                <w:rFonts w:ascii="Tahoma" w:eastAsia="Tahoma" w:hAnsi="Tahoma" w:cs="Tahoma"/>
-                <w:b/>
-              </w:rPr>
-              <w:t>Dasar-dasar Copywriting</w:t>
-            </w:r>
-          </w:p>
-          <w:p>
-            <w:pPr>
-              <w:spacing w:before="60"/>
-              <w:rPr>
-                <w:rFonts w:ascii="Tahoma" w:eastAsia="Tahoma" w:hAnsi="Tahoma" w:cs="Tahoma"/>
-                <w:b/>
-              </w:rPr>
-            </w:pPr>
-          </w:p>
-          <w:p>
-            <w:pPr>
-              <w:spacing w:before="60"/>
-              <w:rPr>
-                <w:rFonts w:ascii="Tahoma" w:eastAsia="Tahoma" w:hAnsi="Tahoma" w:cs="Tahoma"/>
-                <w:b/>
-              </w:rPr>
-            </w:pPr>
-          </w:p>
-          <w:p>
-            <w:pPr>
-              <w:spacing w:before="60"/>
-              <w:rPr>
-                <w:rFonts w:ascii="Tahoma" w:eastAsia="Tahoma" w:hAnsi="Tahoma" w:cs="Tahoma"/>
-                <w:b/>
-              </w:rPr>
-            </w:pPr>
-          </w:p>
-          <w:p>
-            <w:pPr>
-              <w:spacing w:before="60"/>
-              <w:rPr>
-                <w:rFonts w:ascii="Tahoma" w:eastAsia="Tahoma" w:hAnsi="Tahoma" w:cs="Tahoma"/>
-                <w:b/>
-              </w:rPr>
-            </w:pPr>
-          </w:p>
-          <w:p>
-            <w:pPr>
-              <w:pStyle w:val="ListParagraph"/>
-              <w:spacing w:before="60"/>
-              <w:rPr>
-                <w:rFonts w:ascii="Tahoma" w:eastAsia="Tahoma" w:hAnsi="Tahoma" w:cs="Tahoma"/>
-                <w:b/>
-              </w:rPr>
-            </w:pPr>
+            <w:r>
+              <w:t>Noise &amp; Leveling</w:t>
+            </w:r>
           </w:p>
         </w:tc>
         <w:tc>
@@ -1525,26 +1452,9 @@
             <w:gridSpan w:val="2"/>
           </w:tcPr>
           <w:p>
-            <w:pPr>
-              <w:pStyle w:val="ListParagraph"/>
-              <w:numPr>
-                <w:ilvl w:val="0"/>
-                <w:numId w:val="4"/>
-              </w:numPr>
-              <w:pBdr>
-                <w:top w:val="nil"/>
-                <w:left w:val="nil"/>
-                <w:bottom w:val="nil"/>
-                <w:right w:val="nil"/>
-                <w:between w:val="nil"/>
-              </w:pBdr>
-              <w:spacing w:before="60"/>
-              <w:ind w:left="171" w:right="89" w:hanging="283"/>
-              <w:rPr>
-                <w:rFonts w:ascii="Tahoma" w:eastAsia="Tahoma" w:hAnsi="Tahoma" w:cs="Tahoma"/>
-                <w:color w:val="000000"/>
-              </w:rPr>
-            </w:pPr>
+            <w:r>
+              <w:t>Membersihkan noise audio dan mengatur volume desibel (dB).</w:t>
+            </w:r>
           </w:p>
         </w:tc>
         <w:tc>
@@ -1601,25 +1511,8 @@
             <w:gridSpan w:val="3"/>
           </w:tcPr>
           <w:p>
-            <w:pPr>
-              <w:pStyle w:val="ListParagraph"/>
-              <w:numPr>
-                <w:ilvl w:val="3"/>
-                <w:numId w:val="5"/>
-              </w:numPr>
-              <w:spacing w:before="60"/>
-              <w:ind w:left="292"/>
-              <w:rPr>
-                <w:rFonts w:ascii="Tahoma" w:eastAsia="Tahoma" w:hAnsi="Tahoma" w:cs="Tahoma"/>
-                <w:b/>
-              </w:rPr>
-            </w:pPr>
-            <w:r>
-              <w:rPr>
-                <w:rFonts w:ascii="Tahoma" w:eastAsia="Tahoma" w:hAnsi="Tahoma" w:cs="Tahoma"/>
-                <w:b/>
-              </w:rPr>
-              <w:t>Pengenalan Tools AI ( ChatGPT dan Canva AI)</w:t>
+            <w:r>
+              <w:t>Demo Audio Ducking</w:t>
             </w:r>
           </w:p>
         </w:tc>
@@ -1629,27 +1522,9 @@
             <w:gridSpan w:val="2"/>
           </w:tcPr>
           <w:p>
-            <w:pPr>
-              <w:numPr>
-                <w:ilvl w:val="0"/>
-                <w:numId w:val="4"/>
-              </w:numPr>
-              <w:pBdr>
-                <w:top w:val="nil"/>
-                <w:left w:val="nil"/>
-                <w:bottom w:val="nil"/>
-                <w:right w:val="nil"/>
-                <w:between w:val="nil"/>
-              </w:pBdr>
-              <w:spacing w:before="60" w:line="276" w:lineRule="auto"/>
-              <w:ind w:left="171" w:right="89" w:hanging="283"/>
-              <w:rPr>
-                <w:rFonts w:ascii="Tahoma" w:eastAsia="Tahoma" w:hAnsi="Tahoma" w:cs="Tahoma"/>
-                <w:color w:val="000000"/>
-                <w:sz w:val="22"/>
-                <w:szCs w:val="22"/>
-              </w:rPr>
-            </w:pPr>
+            <w:r>
+              <w:t>Teknik mengecilkan musik otomatis saat narator bicara.</w:t>
+            </w:r>
           </w:p>
         </w:tc>
         <w:tc>
@@ -1706,25 +1581,8 @@
             <w:gridSpan w:val="3"/>
           </w:tcPr>
           <w:p>
-            <w:pPr>
-              <w:pStyle w:val="ListParagraph"/>
-              <w:numPr>
-                <w:ilvl w:val="3"/>
-                <w:numId w:val="5"/>
-              </w:numPr>
-              <w:spacing w:before="60"/>
-              <w:ind w:left="292"/>
-              <w:rPr>
-                <w:rFonts w:ascii="Tahoma" w:eastAsia="Tahoma" w:hAnsi="Tahoma" w:cs="Tahoma"/>
-                <w:b/>
-              </w:rPr>
-            </w:pPr>
-            <w:r>
-              <w:rPr>
-                <w:rFonts w:ascii="Tahoma" w:eastAsia="Tahoma" w:hAnsi="Tahoma" w:cs="Tahoma"/>
-                <w:b/>
-              </w:rPr>
-              <w:t>Batasan dan Etika dalam menggunakan AI</w:t>
+            <w:r>
+              <w:t>Praktik Mixing VO</w:t>
             </w:r>
           </w:p>
         </w:tc>
@@ -1734,27 +1592,9 @@
             <w:gridSpan w:val="2"/>
           </w:tcPr>
           <w:p>
-            <w:pPr>
-              <w:numPr>
-                <w:ilvl w:val="0"/>
-                <w:numId w:val="4"/>
-              </w:numPr>
-              <w:pBdr>
-                <w:top w:val="nil"/>
-                <w:left w:val="nil"/>
-                <w:bottom w:val="nil"/>
-                <w:right w:val="nil"/>
-                <w:between w:val="nil"/>
-              </w:pBdr>
-              <w:spacing w:before="60" w:line="276" w:lineRule="auto"/>
-              <w:ind w:left="171" w:right="89" w:hanging="283"/>
-              <w:rPr>
-                <w:rFonts w:ascii="Tahoma" w:eastAsia="Tahoma" w:hAnsi="Tahoma" w:cs="Tahoma"/>
-                <w:color w:val="000000"/>
-                <w:sz w:val="22"/>
-                <w:szCs w:val="22"/>
-              </w:rPr>
-            </w:pPr>
+            <w:r>
+              <w:t>Menyelaraskan rekaman suara narasi dengan musik latar iklan.</w:t>
+            </w:r>
           </w:p>
         </w:tc>
         <w:tc>
@@ -1839,27 +1679,9 @@
             <w:gridSpan w:val="2"/>
           </w:tcPr>
           <w:p>
-            <w:pPr>
-              <w:numPr>
-                <w:ilvl w:val="0"/>
-                <w:numId w:val="4"/>
-              </w:numPr>
-              <w:pBdr>
-                <w:top w:val="nil"/>
-                <w:left w:val="nil"/>
-                <w:bottom w:val="nil"/>
-                <w:right w:val="nil"/>
-                <w:between w:val="nil"/>
-              </w:pBdr>
-              <w:spacing w:before="60" w:line="276" w:lineRule="auto"/>
-              <w:ind w:left="171" w:right="89" w:hanging="283"/>
-              <w:rPr>
-                <w:rFonts w:ascii="Tahoma" w:eastAsia="Tahoma" w:hAnsi="Tahoma" w:cs="Tahoma"/>
-                <w:color w:val="000000"/>
-                <w:sz w:val="22"/>
-                <w:szCs w:val="22"/>
-              </w:rPr>
-            </w:pPr>
+            <w:r>
+              <w:t>Audio jernih meningkatkan profesionalisme video.</w:t>
+            </w:r>
           </w:p>
         </w:tc>
         <w:tc>
@@ -1946,27 +1768,9 @@
             <w:gridSpan w:val="2"/>
           </w:tcPr>
           <w:p>
-            <w:pPr>
-              <w:numPr>
-                <w:ilvl w:val="0"/>
-                <w:numId w:val="4"/>
-              </w:numPr>
-              <w:pBdr>
-                <w:top w:val="nil"/>
-                <w:left w:val="nil"/>
-                <w:bottom w:val="nil"/>
-                <w:right w:val="nil"/>
-                <w:between w:val="nil"/>
-              </w:pBdr>
-              <w:spacing w:before="60" w:line="276" w:lineRule="auto"/>
-              <w:ind w:left="201" w:right="89" w:hanging="283"/>
-              <w:rPr>
-                <w:rFonts w:ascii="Tahoma" w:eastAsia="Tahoma" w:hAnsi="Tahoma" w:cs="Tahoma"/>
-                <w:color w:val="000000"/>
-                <w:sz w:val="22"/>
-                <w:szCs w:val="22"/>
-              </w:rPr>
-            </w:pPr>
+            <w:r>
+              <w:t>Kuis istilah audio.</w:t>
+            </w:r>
           </w:p>
         </w:tc>
         <w:tc>
@@ -2064,27 +1868,9 @@
             <w:gridSpan w:val="2"/>
           </w:tcPr>
           <w:p>
-            <w:pPr>
-              <w:numPr>
-                <w:ilvl w:val="0"/>
-                <w:numId w:val="4"/>
-              </w:numPr>
-              <w:pBdr>
-                <w:top w:val="nil"/>
-                <w:left w:val="nil"/>
-                <w:bottom w:val="nil"/>
-                <w:right w:val="nil"/>
-                <w:between w:val="nil"/>
-              </w:pBdr>
-              <w:spacing w:before="60" w:line="276" w:lineRule="auto"/>
-              <w:ind w:left="201" w:right="89" w:hanging="335"/>
-              <w:rPr>
-                <w:rFonts w:ascii="Tahoma" w:eastAsia="Tahoma" w:hAnsi="Tahoma" w:cs="Tahoma"/>
-                <w:color w:val="000000"/>
-                <w:sz w:val="22"/>
-                <w:szCs w:val="22"/>
-              </w:rPr>
-            </w:pPr>
+            <w:r>
+              <w:t>Jobsheet 19: Audio Mixing.</w:t>
+            </w:r>
           </w:p>
         </w:tc>
         <w:tc>

--- a/lesson-plans/lessonplan_pertemuan19.docx
+++ b/lesson-plans/lessonplan_pertemuan19.docx
@@ -179,28 +179,9 @@
             <w:vAlign w:val="center"/>
           </w:tcPr>
           <w:p>
-            <w:pPr>
-              <w:spacing w:before="60" w:after="60"/>
-              <w:rPr>
-                <w:rFonts w:ascii="Tahoma" w:eastAsia="Tahoma" w:hAnsi="Tahoma" w:cs="Tahoma"/>
-                <w:b/>
-                <w:sz w:val="22"/>
-                <w:szCs w:val="22"/>
-                <w:lang w:val="en-US"/>
-              </w:rPr>
-            </w:pPr>
-            <w:proofErr w:type="spellStart"/>
-            <w:r>
-              <w:rPr>
-                <w:rFonts w:ascii="Tahoma" w:eastAsia="Tahoma" w:hAnsi="Tahoma" w:cs="Tahoma"/>
-                <w:b/>
-                <w:sz w:val="22"/>
-                <w:szCs w:val="22"/>
-                <w:lang w:val="en-US"/>
-              </w:rPr>
+            <w:r>
               <w:t>Kejuruan</w:t>
             </w:r>
-            <w:proofErr w:type="spellEnd"/>
           </w:p>
         </w:tc>
         <w:tc>
@@ -208,6 +189,40 @@
             <w:tcW w:w="283" w:type="dxa"/>
             <w:tcBorders>
               <w:left w:val="nil"/>
+              <w:right w:val="nil"/>
+            </w:tcBorders>
+            <w:vAlign w:val="center"/>
+          </w:tcPr>
+          <w:p>
+            <w:r>
+              <w:t>:</w:t>
+            </w:r>
+          </w:p>
+        </w:tc>
+        <w:tc>
+          <w:tcPr>
+            <w:tcW w:w="2385" w:type="dxa"/>
+            <w:gridSpan w:val="3"/>
+            <w:tcBorders>
+              <w:left w:val="nil"/>
+            </w:tcBorders>
+            <w:vAlign w:val="center"/>
+          </w:tcPr>
+          <w:p>
+            <w:r>
+              <w:t>Teknologi Informasi dan Komunikasi (TIK)</w:t>
+            </w:r>
+          </w:p>
+        </w:tc>
+      </w:tr>
+      <w:tr>
+        <w:trPr>
+          <w:trHeight w:val="278"/>
+        </w:trPr>
+        <w:tc>
+          <w:tcPr>
+            <w:tcW w:w="1962" w:type="dxa"/>
+            <w:tcBorders>
               <w:right w:val="nil"/>
             </w:tcBorders>
             <w:vAlign w:val="center"/>
@@ -229,34 +244,15 @@
                 <w:sz w:val="22"/>
                 <w:szCs w:val="22"/>
               </w:rPr>
-              <w:t>:</w:t>
-            </w:r>
-          </w:p>
-        </w:tc>
-        <w:tc>
-          <w:tcPr>
-            <w:tcW w:w="2385" w:type="dxa"/>
-            <w:gridSpan w:val="3"/>
+              <w:t>Kode Unit Kompetensi</w:t>
+            </w:r>
+          </w:p>
+        </w:tc>
+        <w:tc>
+          <w:tcPr>
+            <w:tcW w:w="296" w:type="dxa"/>
             <w:tcBorders>
               <w:left w:val="nil"/>
-            </w:tcBorders>
-            <w:vAlign w:val="center"/>
-          </w:tcPr>
-          <w:p>
-            <w:r>
-              <w:t>TIK</w:t>
-            </w:r>
-          </w:p>
-        </w:tc>
-      </w:tr>
-      <w:tr>
-        <w:trPr>
-          <w:trHeight w:val="278"/>
-        </w:trPr>
-        <w:tc>
-          <w:tcPr>
-            <w:tcW w:w="1962" w:type="dxa"/>
-            <w:tcBorders>
               <w:right w:val="nil"/>
             </w:tcBorders>
             <w:vAlign w:val="center"/>
@@ -278,15 +274,79 @@
                 <w:sz w:val="22"/>
                 <w:szCs w:val="22"/>
               </w:rPr>
-              <w:t>Kode Unit Kompetensi</w:t>
-            </w:r>
-          </w:p>
-        </w:tc>
-        <w:tc>
-          <w:tcPr>
-            <w:tcW w:w="296" w:type="dxa"/>
+              <w:t>:</w:t>
+            </w:r>
+          </w:p>
+        </w:tc>
+        <w:tc>
+          <w:tcPr>
+            <w:tcW w:w="2994" w:type="dxa"/>
+            <w:gridSpan w:val="2"/>
             <w:tcBorders>
               <w:left w:val="nil"/>
+            </w:tcBorders>
+            <w:vAlign w:val="center"/>
+          </w:tcPr>
+          <w:p>
+            <w:r>
+              <w:t>Unit Pendukung</w:t>
+            </w:r>
+          </w:p>
+        </w:tc>
+        <w:tc>
+          <w:tcPr>
+            <w:tcW w:w="1944" w:type="dxa"/>
+            <w:gridSpan w:val="2"/>
+            <w:tcBorders>
+              <w:right w:val="nil"/>
+            </w:tcBorders>
+            <w:vAlign w:val="center"/>
+          </w:tcPr>
+          <w:p>
+            <w:r>
+              <w:t>Penyajian ke</w:t>
+            </w:r>
+          </w:p>
+        </w:tc>
+        <w:tc>
+          <w:tcPr>
+            <w:tcW w:w="283" w:type="dxa"/>
+            <w:tcBorders>
+              <w:left w:val="nil"/>
+              <w:right w:val="nil"/>
+            </w:tcBorders>
+            <w:vAlign w:val="center"/>
+          </w:tcPr>
+          <w:p>
+            <w:r>
+              <w:t>:</w:t>
+            </w:r>
+          </w:p>
+        </w:tc>
+        <w:tc>
+          <w:tcPr>
+            <w:tcW w:w="2385" w:type="dxa"/>
+            <w:gridSpan w:val="3"/>
+            <w:tcBorders>
+              <w:left w:val="nil"/>
+            </w:tcBorders>
+            <w:vAlign w:val="center"/>
+          </w:tcPr>
+          <w:p>
+            <w:r>
+              <w:t>19</w:t>
+            </w:r>
+          </w:p>
+        </w:tc>
+      </w:tr>
+      <w:tr>
+        <w:trPr>
+          <w:trHeight w:val="60"/>
+        </w:trPr>
+        <w:tc>
+          <w:tcPr>
+            <w:tcW w:w="1962" w:type="dxa"/>
+            <w:tcBorders>
               <w:right w:val="nil"/>
             </w:tcBorders>
             <w:vAlign w:val="center"/>
@@ -308,30 +368,15 @@
                 <w:sz w:val="22"/>
                 <w:szCs w:val="22"/>
               </w:rPr>
-              <w:t>:</w:t>
-            </w:r>
-          </w:p>
-        </w:tc>
-        <w:tc>
-          <w:tcPr>
-            <w:tcW w:w="2994" w:type="dxa"/>
-            <w:gridSpan w:val="2"/>
+              <w:t>Judul Unit Kompetensi</w:t>
+            </w:r>
+          </w:p>
+        </w:tc>
+        <w:tc>
+          <w:tcPr>
+            <w:tcW w:w="296" w:type="dxa"/>
             <w:tcBorders>
               <w:left w:val="nil"/>
-            </w:tcBorders>
-            <w:vAlign w:val="center"/>
-          </w:tcPr>
-          <w:p>
-            <w:r>
-              <w:t>Unit Pendukung</w:t>
-            </w:r>
-          </w:p>
-        </w:tc>
-        <w:tc>
-          <w:tcPr>
-            <w:tcW w:w="1944" w:type="dxa"/>
-            <w:gridSpan w:val="2"/>
-            <w:tcBorders>
               <w:right w:val="nil"/>
             </w:tcBorders>
             <w:vAlign w:val="center"/>
@@ -353,7 +398,37 @@
                 <w:sz w:val="22"/>
                 <w:szCs w:val="22"/>
               </w:rPr>
-              <w:t>Penyajian ke</w:t>
+              <w:t>:</w:t>
+            </w:r>
+          </w:p>
+        </w:tc>
+        <w:tc>
+          <w:tcPr>
+            <w:tcW w:w="2994" w:type="dxa"/>
+            <w:gridSpan w:val="2"/>
+            <w:tcBorders>
+              <w:left w:val="nil"/>
+            </w:tcBorders>
+            <w:vAlign w:val="center"/>
+          </w:tcPr>
+          <w:p>
+            <w:r>
+              <w:t>Penyuntingan Audio Konten</w:t>
+            </w:r>
+          </w:p>
+        </w:tc>
+        <w:tc>
+          <w:tcPr>
+            <w:tcW w:w="1944" w:type="dxa"/>
+            <w:gridSpan w:val="2"/>
+            <w:tcBorders>
+              <w:right w:val="nil"/>
+            </w:tcBorders>
+            <w:vAlign w:val="center"/>
+          </w:tcPr>
+          <w:p>
+            <w:r>
+              <w:t>Waktu</w:t>
             </w:r>
           </w:p>
         </w:tc>
@@ -367,22 +442,7 @@
             <w:vAlign w:val="center"/>
           </w:tcPr>
           <w:p>
-            <w:pPr>
-              <w:spacing w:before="60" w:after="60"/>
-              <w:rPr>
-                <w:rFonts w:ascii="Tahoma" w:eastAsia="Tahoma" w:hAnsi="Tahoma" w:cs="Tahoma"/>
-                <w:b/>
-                <w:sz w:val="22"/>
-                <w:szCs w:val="22"/>
-              </w:rPr>
-            </w:pPr>
-            <w:r>
-              <w:rPr>
-                <w:rFonts w:ascii="Tahoma" w:eastAsia="Tahoma" w:hAnsi="Tahoma" w:cs="Tahoma"/>
-                <w:b/>
-                <w:sz w:val="22"/>
-                <w:szCs w:val="22"/>
-              </w:rPr>
+            <w:r>
               <w:t>:</w:t>
             </w:r>
           </w:p>
@@ -398,166 +458,20 @@
           </w:tcPr>
           <w:p>
             <w:r>
-              <w:t>19</w:t>
+              <w:t>180 menit</w:t>
             </w:r>
           </w:p>
         </w:tc>
       </w:tr>
       <w:tr>
-        <w:trPr>
-          <w:trHeight w:val="60"/>
-        </w:trPr>
-        <w:tc>
-          <w:tcPr>
-            <w:tcW w:w="1962" w:type="dxa"/>
-            <w:tcBorders>
-              <w:right w:val="nil"/>
-            </w:tcBorders>
-            <w:vAlign w:val="center"/>
-          </w:tcPr>
-          <w:p>
-            <w:pPr>
-              <w:spacing w:before="60" w:after="60"/>
-              <w:rPr>
-                <w:rFonts w:ascii="Tahoma" w:eastAsia="Tahoma" w:hAnsi="Tahoma" w:cs="Tahoma"/>
-                <w:b/>
-                <w:sz w:val="22"/>
-                <w:szCs w:val="22"/>
-              </w:rPr>
-            </w:pPr>
-            <w:r>
-              <w:rPr>
-                <w:rFonts w:ascii="Tahoma" w:eastAsia="Tahoma" w:hAnsi="Tahoma" w:cs="Tahoma"/>
-                <w:b/>
-                <w:sz w:val="22"/>
-                <w:szCs w:val="22"/>
-              </w:rPr>
-              <w:t>Judul Unit Kompetensi</w:t>
-            </w:r>
-          </w:p>
-        </w:tc>
-        <w:tc>
-          <w:tcPr>
-            <w:tcW w:w="296" w:type="dxa"/>
-            <w:tcBorders>
-              <w:left w:val="nil"/>
-              <w:right w:val="nil"/>
-            </w:tcBorders>
-            <w:vAlign w:val="center"/>
-          </w:tcPr>
-          <w:p>
-            <w:pPr>
-              <w:spacing w:before="60" w:after="60"/>
-              <w:rPr>
-                <w:rFonts w:ascii="Tahoma" w:eastAsia="Tahoma" w:hAnsi="Tahoma" w:cs="Tahoma"/>
-                <w:b/>
-                <w:sz w:val="22"/>
-                <w:szCs w:val="22"/>
-              </w:rPr>
-            </w:pPr>
-            <w:r>
-              <w:rPr>
-                <w:rFonts w:ascii="Tahoma" w:eastAsia="Tahoma" w:hAnsi="Tahoma" w:cs="Tahoma"/>
-                <w:b/>
-                <w:sz w:val="22"/>
-                <w:szCs w:val="22"/>
-              </w:rPr>
-              <w:t>:</w:t>
-            </w:r>
-          </w:p>
-        </w:tc>
-        <w:tc>
-          <w:tcPr>
-            <w:tcW w:w="2994" w:type="dxa"/>
-            <w:gridSpan w:val="2"/>
-            <w:tcBorders>
-              <w:left w:val="nil"/>
-            </w:tcBorders>
-            <w:vAlign w:val="center"/>
-          </w:tcPr>
-          <w:p>
-            <w:pPr>
-              <w:spacing w:before="60" w:after="60"/>
-              <w:rPr>
-                <w:rFonts w:ascii="Tahoma" w:eastAsia="Tahoma" w:hAnsi="Tahoma" w:cs="Tahoma"/>
-                <w:sz w:val="22"/>
-                <w:szCs w:val="22"/>
-              </w:rPr>
-            </w:pPr>
-          </w:p>
-        </w:tc>
-        <w:tc>
-          <w:tcPr>
-            <w:tcW w:w="1944" w:type="dxa"/>
-            <w:gridSpan w:val="2"/>
-            <w:tcBorders>
-              <w:right w:val="nil"/>
-            </w:tcBorders>
-            <w:vAlign w:val="center"/>
-          </w:tcPr>
-          <w:p>
-            <w:pPr>
-              <w:spacing w:before="60" w:after="60"/>
-              <w:rPr>
-                <w:rFonts w:ascii="Tahoma" w:eastAsia="Tahoma" w:hAnsi="Tahoma" w:cs="Tahoma"/>
-                <w:b/>
-                <w:sz w:val="22"/>
-                <w:szCs w:val="22"/>
-              </w:rPr>
-            </w:pPr>
-            <w:r>
-              <w:rPr>
-                <w:rFonts w:ascii="Tahoma" w:eastAsia="Tahoma" w:hAnsi="Tahoma" w:cs="Tahoma"/>
-                <w:b/>
-                <w:sz w:val="22"/>
-                <w:szCs w:val="22"/>
-              </w:rPr>
-              <w:t xml:space="preserve">Waktu </w:t>
-            </w:r>
-          </w:p>
-        </w:tc>
-        <w:tc>
-          <w:tcPr>
-            <w:tcW w:w="283" w:type="dxa"/>
-            <w:tcBorders>
-              <w:left w:val="nil"/>
-              <w:right w:val="nil"/>
-            </w:tcBorders>
-            <w:vAlign w:val="center"/>
-          </w:tcPr>
-          <w:p>
-            <w:pPr>
-              <w:spacing w:before="60" w:after="60"/>
-              <w:rPr>
-                <w:rFonts w:ascii="Tahoma" w:eastAsia="Tahoma" w:hAnsi="Tahoma" w:cs="Tahoma"/>
-                <w:b/>
-                <w:sz w:val="22"/>
-                <w:szCs w:val="22"/>
-              </w:rPr>
-            </w:pPr>
-            <w:r>
-              <w:rPr>
-                <w:rFonts w:ascii="Tahoma" w:eastAsia="Tahoma" w:hAnsi="Tahoma" w:cs="Tahoma"/>
-                <w:b/>
-                <w:sz w:val="22"/>
-                <w:szCs w:val="22"/>
-              </w:rPr>
-              <w:t>:</w:t>
-            </w:r>
-          </w:p>
-        </w:tc>
-        <w:tc>
-          <w:tcPr>
-            <w:tcW w:w="2385" w:type="dxa"/>
-            <w:gridSpan w:val="3"/>
-            <w:tcBorders>
-              <w:left w:val="nil"/>
-            </w:tcBorders>
-            <w:vAlign w:val="center"/>
-          </w:tcPr>
-          <w:p>
-            <w:r>
-              <w:t>180 menit</w:t>
+        <w:tc>
+          <w:tcPr>
+            <w:tcW w:w="9864" w:type="dxa"/>
+            <w:gridSpan w:val="10"/>
+          </w:tcPr>
+          <w:p>
+            <w:r>
+              <w:t>Penyuntingan Audio &amp; Voice Over Penunjang Konten Visual</w:t>
             </w:r>
           </w:p>
         </w:tc>
@@ -570,20 +484,7 @@
           </w:tcPr>
           <w:p>
             <w:r>
-              <w:t>Penyuntingan Audio &amp; Voice Over Konten</w:t>
-            </w:r>
-          </w:p>
-        </w:tc>
-      </w:tr>
-      <w:tr>
-        <w:tc>
-          <w:tcPr>
-            <w:tcW w:w="9864" w:type="dxa"/>
-            <w:gridSpan w:val="10"/>
-          </w:tcPr>
-          <w:p>
-            <w:r>
-              <w:t>Mengolah audio agar jernih dan seimbang dengan musik latar.</w:t>
+              <w:t>Setelah selesai mengikuti pelatihan ini peserta kompeten dalam melakukan pembersihan noise audio, pengaturan volume level (audio ducking), dan penggabungan voice over pada video promosi.</w:t>
             </w:r>
           </w:p>
         </w:tc>
@@ -601,6 +502,72 @@
             <w:tcBorders>
               <w:bottom w:val="single" w:sz="4" w:space="0" w:color="000000"/>
             </w:tcBorders>
+          </w:tcPr>
+          <w:p>
+            <w:r>
+              <w:t>Metode Mengajar</w:t>
+            </w:r>
+          </w:p>
+        </w:tc>
+        <w:tc>
+          <w:tcPr>
+            <w:tcW w:w="7189" w:type="dxa"/>
+            <w:gridSpan w:val="6"/>
+          </w:tcPr>
+          <w:p>
+            <w:r>
+              <w:t>Ceramah</w:t>
+              <w:br/>
+              <w:t>Demonstrasi</w:t>
+              <w:br/>
+              <w:t>Praktikum</w:t>
+            </w:r>
+          </w:p>
+        </w:tc>
+      </w:tr>
+      <w:tr>
+        <w:trPr>
+          <w:gridAfter w:val="1"/>
+          <w:wAfter w:w="10" w:type="dxa"/>
+          <w:trHeight w:val="754"/>
+        </w:trPr>
+        <w:tc>
+          <w:tcPr>
+            <w:tcW w:w="2665" w:type="dxa"/>
+            <w:gridSpan w:val="3"/>
+            <w:vMerge w:val="restart"/>
+          </w:tcPr>
+          <w:p>
+            <w:r>
+              <w:t>Media Pembelajaran</w:t>
+              <w:br/>
+              <w:t>(Media, Alat, Bahan)</w:t>
+            </w:r>
+          </w:p>
+        </w:tc>
+        <w:tc>
+          <w:tcPr>
+            <w:tcW w:w="7189" w:type="dxa"/>
+            <w:gridSpan w:val="6"/>
+          </w:tcPr>
+          <w:p>
+            <w:r>
+              <w:t>Media Power Point &amp; Contoh Berkas Audio Berisik vs Audio Clean</w:t>
+            </w:r>
+          </w:p>
+        </w:tc>
+      </w:tr>
+      <w:tr>
+        <w:trPr>
+          <w:gridAfter w:val="1"/>
+          <w:wAfter w:w="10" w:type="dxa"/>
+          <w:trHeight w:val="754"/>
+        </w:trPr>
+        <w:tc>
+          <w:tcPr>
+            <w:tcW w:w="2665" w:type="dxa"/>
+            <w:gridSpan w:val="3"/>
+            <w:vMerge/>
           </w:tcPr>
           <w:p>
             <w:pPr>
@@ -613,15 +580,6 @@
                 <w:szCs w:val="22"/>
               </w:rPr>
             </w:pPr>
-            <w:r>
-              <w:rPr>
-                <w:rFonts w:ascii="Tahoma" w:eastAsia="Tahoma" w:hAnsi="Tahoma" w:cs="Tahoma"/>
-                <w:b/>
-                <w:sz w:val="22"/>
-                <w:szCs w:val="22"/>
-              </w:rPr>
-              <w:t>Metode Mengajar</w:t>
-            </w:r>
           </w:p>
         </w:tc>
         <w:tc>
@@ -630,28 +588,9 @@
             <w:gridSpan w:val="6"/>
           </w:tcPr>
           <w:p>
-            <w:pPr>
-              <w:numPr>
-                <w:ilvl w:val="0"/>
-                <w:numId w:val="2"/>
-              </w:numPr>
-              <w:pBdr>
-                <w:top w:val="nil"/>
-                <w:left w:val="nil"/>
-                <w:bottom w:val="nil"/>
-                <w:right w:val="nil"/>
-                <w:between w:val="nil"/>
-              </w:pBdr>
-              <w:spacing w:after="120"/>
-              <w:ind w:left="294" w:hanging="284"/>
-              <w:jc w:val="both"/>
-              <w:rPr>
-                <w:rFonts w:ascii="Tahoma" w:eastAsia="Tahoma" w:hAnsi="Tahoma" w:cs="Tahoma"/>
-                <w:color w:val="000000" w:themeColor="text1"/>
-                <w:sz w:val="22"/>
-                <w:szCs w:val="22"/>
-              </w:rPr>
-            </w:pPr>
+            <w:r>
+              <w:t>Alat Proyektor dan Layar, Perangkat Komputer / Workstation Lab, Headphone / Speaker Lab</w:t>
+            </w:r>
           </w:p>
         </w:tc>
       </w:tr>
@@ -665,7 +604,10 @@
           <w:tcPr>
             <w:tcW w:w="2665" w:type="dxa"/>
             <w:gridSpan w:val="3"/>
-            <w:vMerge w:val="restart"/>
+            <w:vMerge/>
+            <w:tcBorders>
+              <w:bottom w:val="nil"/>
+            </w:tcBorders>
           </w:tcPr>
           <w:p>
             <w:pPr>
@@ -678,43 +620,6 @@
                 <w:szCs w:val="22"/>
               </w:rPr>
             </w:pPr>
-            <w:r>
-              <w:rPr>
-                <w:rFonts w:ascii="Tahoma" w:eastAsia="Tahoma" w:hAnsi="Tahoma" w:cs="Tahoma"/>
-                <w:b/>
-                <w:sz w:val="22"/>
-                <w:szCs w:val="22"/>
-              </w:rPr>
-              <w:t>Media Pembelajaran</w:t>
-            </w:r>
-          </w:p>
-          <w:p>
-            <w:pPr>
-              <w:jc w:val="both"/>
-              <w:rPr>
-                <w:rFonts w:ascii="Tahoma" w:eastAsia="Tahoma" w:hAnsi="Tahoma" w:cs="Tahoma"/>
-                <w:sz w:val="22"/>
-                <w:szCs w:val="22"/>
-              </w:rPr>
-            </w:pPr>
-            <w:r>
-              <w:rPr>
-                <w:rFonts w:ascii="Tahoma" w:eastAsia="Tahoma" w:hAnsi="Tahoma" w:cs="Tahoma"/>
-                <w:sz w:val="22"/>
-                <w:szCs w:val="22"/>
-              </w:rPr>
-              <w:t>(Media, Alat, Bahan)</w:t>
-            </w:r>
-          </w:p>
-          <w:p>
-            <w:pPr>
-              <w:jc w:val="both"/>
-              <w:rPr>
-                <w:rFonts w:ascii="Tahoma" w:eastAsia="Tahoma" w:hAnsi="Tahoma" w:cs="Tahoma"/>
-                <w:sz w:val="22"/>
-                <w:szCs w:val="22"/>
-              </w:rPr>
-            </w:pPr>
           </w:p>
         </w:tc>
         <w:tc>
@@ -723,230 +628,9 @@
             <w:gridSpan w:val="6"/>
           </w:tcPr>
           <w:p>
-            <w:pPr>
-              <w:pBdr>
-                <w:top w:val="nil"/>
-                <w:left w:val="nil"/>
-                <w:bottom w:val="nil"/>
-                <w:right w:val="nil"/>
-                <w:between w:val="nil"/>
-              </w:pBdr>
-              <w:spacing w:before="120" w:line="276" w:lineRule="auto"/>
-              <w:ind w:left="52"/>
-              <w:jc w:val="both"/>
-              <w:rPr>
-                <w:rFonts w:ascii="Tahoma" w:eastAsia="Tahoma" w:hAnsi="Tahoma" w:cs="Tahoma"/>
-                <w:color w:val="000000" w:themeColor="text1"/>
-                <w:sz w:val="22"/>
-                <w:szCs w:val="22"/>
-              </w:rPr>
-            </w:pPr>
-            <w:r>
-              <w:rPr>
-                <w:rFonts w:ascii="Tahoma" w:eastAsia="Tahoma" w:hAnsi="Tahoma" w:cs="Tahoma"/>
-                <w:color w:val="000000" w:themeColor="text1"/>
-                <w:sz w:val="22"/>
-                <w:szCs w:val="22"/>
-              </w:rPr>
-              <w:t>Media</w:t>
-            </w:r>
-          </w:p>
-          <w:p>
-            <w:pPr>
-              <w:numPr>
-                <w:ilvl w:val="0"/>
-                <w:numId w:val="3"/>
-              </w:numPr>
-              <w:pBdr>
-                <w:top w:val="nil"/>
-                <w:left w:val="nil"/>
-                <w:bottom w:val="nil"/>
-                <w:right w:val="nil"/>
-                <w:between w:val="nil"/>
-              </w:pBdr>
-              <w:spacing w:after="120" w:line="276" w:lineRule="auto"/>
-              <w:ind w:left="294" w:hanging="242"/>
-              <w:jc w:val="both"/>
-              <w:rPr>
-                <w:rFonts w:ascii="Tahoma" w:eastAsia="Tahoma" w:hAnsi="Tahoma" w:cs="Tahoma"/>
-                <w:color w:val="000000" w:themeColor="text1"/>
-                <w:sz w:val="22"/>
-                <w:szCs w:val="22"/>
-              </w:rPr>
-            </w:pPr>
-          </w:p>
-        </w:tc>
-      </w:tr>
-      <w:tr>
-        <w:trPr>
-          <w:gridAfter w:val="1"/>
-          <w:wAfter w:w="10" w:type="dxa"/>
-          <w:trHeight w:val="754"/>
-        </w:trPr>
-        <w:tc>
-          <w:tcPr>
-            <w:tcW w:w="2665" w:type="dxa"/>
-            <w:gridSpan w:val="3"/>
-            <w:vMerge/>
-          </w:tcPr>
-          <w:p>
-            <w:pPr>
-              <w:spacing w:before="120"/>
-              <w:jc w:val="both"/>
-              <w:rPr>
-                <w:rFonts w:ascii="Tahoma" w:eastAsia="Tahoma" w:hAnsi="Tahoma" w:cs="Tahoma"/>
-                <w:b/>
-                <w:sz w:val="22"/>
-                <w:szCs w:val="22"/>
-              </w:rPr>
-            </w:pPr>
-          </w:p>
-        </w:tc>
-        <w:tc>
-          <w:tcPr>
-            <w:tcW w:w="7189" w:type="dxa"/>
-            <w:gridSpan w:val="6"/>
-          </w:tcPr>
-          <w:p>
-            <w:pPr>
-              <w:pBdr>
-                <w:top w:val="nil"/>
-                <w:left w:val="nil"/>
-                <w:bottom w:val="nil"/>
-                <w:right w:val="nil"/>
-                <w:between w:val="nil"/>
-              </w:pBdr>
-              <w:spacing w:before="120" w:line="276" w:lineRule="auto"/>
-              <w:ind w:left="52"/>
-              <w:jc w:val="both"/>
-              <w:rPr>
-                <w:rFonts w:ascii="Tahoma" w:eastAsia="Tahoma" w:hAnsi="Tahoma" w:cs="Tahoma"/>
-                <w:color w:val="000000" w:themeColor="text1"/>
-                <w:sz w:val="22"/>
-                <w:szCs w:val="22"/>
-              </w:rPr>
-            </w:pPr>
-            <w:r>
-              <w:rPr>
-                <w:rFonts w:ascii="Tahoma" w:eastAsia="Tahoma" w:hAnsi="Tahoma" w:cs="Tahoma"/>
-                <w:color w:val="000000" w:themeColor="text1"/>
-                <w:sz w:val="22"/>
-                <w:szCs w:val="22"/>
-              </w:rPr>
-              <w:t>Alat</w:t>
-            </w:r>
-          </w:p>
-          <w:p>
-            <w:pPr>
-              <w:numPr>
-                <w:ilvl w:val="0"/>
-                <w:numId w:val="7"/>
-              </w:numPr>
-              <w:pBdr>
-                <w:top w:val="nil"/>
-                <w:left w:val="nil"/>
-                <w:bottom w:val="nil"/>
-                <w:right w:val="nil"/>
-                <w:between w:val="nil"/>
-              </w:pBdr>
-              <w:spacing w:after="120" w:line="276" w:lineRule="auto"/>
-              <w:ind w:left="294" w:hanging="242"/>
-              <w:jc w:val="both"/>
-              <w:rPr>
-                <w:rFonts w:ascii="Tahoma" w:eastAsia="Tahoma" w:hAnsi="Tahoma" w:cs="Tahoma"/>
-                <w:color w:val="000000" w:themeColor="text1"/>
-                <w:sz w:val="22"/>
-                <w:szCs w:val="22"/>
-              </w:rPr>
-            </w:pPr>
-          </w:p>
-        </w:tc>
-      </w:tr>
-      <w:tr>
-        <w:trPr>
-          <w:gridAfter w:val="1"/>
-          <w:wAfter w:w="10" w:type="dxa"/>
-          <w:trHeight w:val="754"/>
-        </w:trPr>
-        <w:tc>
-          <w:tcPr>
-            <w:tcW w:w="2665" w:type="dxa"/>
-            <w:gridSpan w:val="3"/>
-            <w:vMerge/>
-            <w:tcBorders>
-              <w:bottom w:val="nil"/>
-            </w:tcBorders>
-          </w:tcPr>
-          <w:p>
-            <w:pPr>
-              <w:spacing w:before="120"/>
-              <w:jc w:val="both"/>
-              <w:rPr>
-                <w:rFonts w:ascii="Tahoma" w:eastAsia="Tahoma" w:hAnsi="Tahoma" w:cs="Tahoma"/>
-                <w:b/>
-                <w:sz w:val="22"/>
-                <w:szCs w:val="22"/>
-              </w:rPr>
-            </w:pPr>
-          </w:p>
-        </w:tc>
-        <w:tc>
-          <w:tcPr>
-            <w:tcW w:w="7189" w:type="dxa"/>
-            <w:gridSpan w:val="6"/>
-          </w:tcPr>
-          <w:p>
-            <w:pPr>
-              <w:pBdr>
-                <w:top w:val="nil"/>
-                <w:left w:val="nil"/>
-                <w:bottom w:val="nil"/>
-                <w:right w:val="nil"/>
-                <w:between w:val="nil"/>
-              </w:pBdr>
-              <w:spacing w:before="120" w:line="276" w:lineRule="auto"/>
-              <w:ind w:left="52"/>
-              <w:jc w:val="both"/>
-              <w:rPr>
-                <w:rFonts w:ascii="Tahoma" w:eastAsia="Tahoma" w:hAnsi="Tahoma" w:cs="Tahoma"/>
-                <w:color w:val="000000" w:themeColor="text1"/>
-                <w:sz w:val="22"/>
-                <w:szCs w:val="22"/>
-              </w:rPr>
-            </w:pPr>
-            <w:r>
-              <w:rPr>
-                <w:rFonts w:ascii="Tahoma" w:eastAsia="Tahoma" w:hAnsi="Tahoma" w:cs="Tahoma"/>
-                <w:color w:val="000000" w:themeColor="text1"/>
-                <w:sz w:val="22"/>
-                <w:szCs w:val="22"/>
-              </w:rPr>
-              <w:t>Bahan</w:t>
-            </w:r>
-          </w:p>
-          <w:p>
-            <w:pPr>
-              <w:numPr>
-                <w:ilvl w:val="0"/>
-                <w:numId w:val="8"/>
-              </w:numPr>
-              <w:pBdr>
-                <w:top w:val="nil"/>
-                <w:left w:val="nil"/>
-                <w:bottom w:val="nil"/>
-                <w:right w:val="nil"/>
-                <w:between w:val="nil"/>
-              </w:pBdr>
-              <w:spacing w:after="120" w:line="276" w:lineRule="auto"/>
-              <w:ind w:left="294" w:hanging="242"/>
-              <w:jc w:val="both"/>
-              <w:rPr>
-                <w:rFonts w:ascii="Tahoma" w:eastAsia="Tahoma" w:hAnsi="Tahoma" w:cs="Tahoma"/>
-                <w:color w:val="000000" w:themeColor="text1"/>
-                <w:sz w:val="22"/>
-                <w:szCs w:val="22"/>
-              </w:rPr>
-            </w:pPr>
+            <w:r>
+              <w:t>Flashdisk, Sample Voice Over Raw File, Backsound Music Track No-Copyright</w:t>
+            </w:r>
           </w:p>
         </w:tc>
       </w:tr>
@@ -988,21 +672,9 @@
             <w:gridSpan w:val="6"/>
           </w:tcPr>
           <w:p>
-            <w:pPr>
-              <w:numPr>
-                <w:ilvl w:val="0"/>
-                <w:numId w:val="5"/>
-              </w:numPr>
-              <w:spacing w:after="120" w:line="276" w:lineRule="auto"/>
-              <w:ind w:left="294" w:hanging="284"/>
-              <w:jc w:val="both"/>
-              <w:rPr>
-                <w:rFonts w:ascii="Tahoma" w:eastAsia="Tahoma" w:hAnsi="Tahoma" w:cs="Tahoma"/>
-                <w:color w:val="000000" w:themeColor="text1"/>
-                <w:sz w:val="22"/>
-                <w:szCs w:val="22"/>
-              </w:rPr>
-            </w:pPr>
+            <w:r>
+              <w:t>Persiapan</w:t>
+            </w:r>
           </w:p>
         </w:tc>
       </w:tr>
@@ -1050,9 +722,15 @@
           </w:tcPr>
           <w:p>
             <w:r>
-              <w:t>1. Salam</w:t>
+              <w:t>1. Memberi salam dan Memperkenalkan diri</w:t>
               <w:br/>
-              <w:t>2. Apersepsi: Video bagus tapi audio bising</w:t>
+              <w:t>2. Mengabsen peserta pelatihan</w:t>
+              <w:br/>
+              <w:t>3. Menjelaskan safety induction lab TIK</w:t>
+              <w:br/>
+              <w:t>4. Apersepsi: Audio yang pecah atau berisik membuat penonton langsung melewati (skip) video promosi</w:t>
+              <w:br/>
+              <w:t>5. Menyampaikan judul unit dan tujuan materi penyuntingan audio</w:t>
             </w:r>
           </w:p>
         </w:tc>
@@ -1061,24 +739,7 @@
             <w:tcW w:w="1850" w:type="dxa"/>
           </w:tcPr>
           <w:p>
-            <w:pPr>
-              <w:spacing w:before="120" w:after="120"/>
-              <w:ind w:left="26"/>
-              <w:jc w:val="center"/>
-              <w:rPr>
-                <w:rFonts w:ascii="Tahoma" w:eastAsia="Tahoma" w:hAnsi="Tahoma" w:cs="Tahoma"/>
-                <w:b/>
-                <w:sz w:val="22"/>
-                <w:szCs w:val="22"/>
-              </w:rPr>
-            </w:pPr>
-            <w:r>
-              <w:rPr>
-                <w:rFonts w:ascii="Tahoma" w:eastAsia="Tahoma" w:hAnsi="Tahoma" w:cs="Tahoma"/>
-                <w:b/>
-                <w:sz w:val="22"/>
-                <w:szCs w:val="22"/>
-              </w:rPr>
+            <w:r>
               <w:t>Perkiraan Waktu</w:t>
             </w:r>
           </w:p>
@@ -1145,15 +806,9 @@
             <w:tcW w:w="1850" w:type="dxa"/>
           </w:tcPr>
           <w:p>
-            <w:pPr>
-              <w:ind w:left="26"/>
-              <w:jc w:val="center"/>
-              <w:rPr>
-                <w:rFonts w:ascii="Tahoma" w:eastAsia="Tahoma" w:hAnsi="Tahoma" w:cs="Tahoma"/>
-                <w:sz w:val="22"/>
-                <w:szCs w:val="22"/>
-              </w:rPr>
-            </w:pPr>
+            <w:r>
+              <w:t>10 menit</w:t>
+            </w:r>
           </w:p>
         </w:tc>
       </w:tr>
@@ -1172,25 +827,7 @@
             <w:vAlign w:val="center"/>
           </w:tcPr>
           <w:p>
-            <w:pPr>
-              <w:pStyle w:val="ListParagraph"/>
-              <w:numPr>
-                <w:ilvl w:val="0"/>
-                <w:numId w:val="6"/>
-              </w:numPr>
-              <w:spacing w:before="120" w:after="120"/>
-              <w:ind w:left="294" w:hanging="284"/>
-              <w:jc w:val="both"/>
-              <w:rPr>
-                <w:rFonts w:ascii="Tahoma" w:eastAsia="Tahoma" w:hAnsi="Tahoma" w:cs="Tahoma"/>
-                <w:i/>
-              </w:rPr>
-            </w:pPr>
-            <w:r>
-              <w:rPr>
-                <w:rFonts w:ascii="Tahoma" w:eastAsia="Tahoma" w:hAnsi="Tahoma" w:cs="Tahoma"/>
-                <w:b/>
-              </w:rPr>
+            <w:r>
               <w:t>Penyajian</w:t>
             </w:r>
           </w:p>
@@ -1276,46 +913,9 @@
             <w:vAlign w:val="center"/>
           </w:tcPr>
           <w:p>
-            <w:pPr>
-              <w:jc w:val="center"/>
-              <w:rPr>
-                <w:rFonts w:ascii="Tahoma" w:eastAsia="Tahoma" w:hAnsi="Tahoma" w:cs="Tahoma"/>
-                <w:b/>
-                <w:sz w:val="22"/>
-                <w:szCs w:val="22"/>
-              </w:rPr>
-            </w:pPr>
-          </w:p>
-          <w:p>
-            <w:pPr>
-              <w:jc w:val="center"/>
-              <w:rPr>
-                <w:rFonts w:ascii="Tahoma" w:eastAsia="Tahoma" w:hAnsi="Tahoma" w:cs="Tahoma"/>
-                <w:b/>
-                <w:sz w:val="22"/>
-                <w:szCs w:val="22"/>
-              </w:rPr>
-            </w:pPr>
-            <w:r>
-              <w:rPr>
-                <w:rFonts w:ascii="Tahoma" w:eastAsia="Tahoma" w:hAnsi="Tahoma" w:cs="Tahoma"/>
-                <w:b/>
-                <w:sz w:val="22"/>
-                <w:szCs w:val="22"/>
-              </w:rPr>
+            <w:r>
               <w:t>Sub Judul</w:t>
             </w:r>
-          </w:p>
-          <w:p>
-            <w:pPr>
-              <w:jc w:val="center"/>
-              <w:rPr>
-                <w:rFonts w:ascii="Tahoma" w:eastAsia="Tahoma" w:hAnsi="Tahoma" w:cs="Tahoma"/>
-                <w:i/>
-                <w:sz w:val="22"/>
-                <w:szCs w:val="22"/>
-              </w:rPr>
-            </w:pPr>
           </w:p>
         </w:tc>
         <w:tc>
@@ -1325,46 +925,9 @@
             <w:vAlign w:val="center"/>
           </w:tcPr>
           <w:p>
-            <w:pPr>
-              <w:jc w:val="center"/>
-              <w:rPr>
-                <w:rFonts w:ascii="Tahoma" w:eastAsia="Tahoma" w:hAnsi="Tahoma" w:cs="Tahoma"/>
-                <w:b/>
-                <w:sz w:val="22"/>
-                <w:szCs w:val="22"/>
-              </w:rPr>
-            </w:pPr>
-          </w:p>
-          <w:p>
-            <w:pPr>
-              <w:jc w:val="center"/>
-              <w:rPr>
-                <w:rFonts w:ascii="Tahoma" w:eastAsia="Tahoma" w:hAnsi="Tahoma" w:cs="Tahoma"/>
-                <w:b/>
-                <w:sz w:val="22"/>
-                <w:szCs w:val="22"/>
-              </w:rPr>
-            </w:pPr>
-            <w:r>
-              <w:rPr>
-                <w:rFonts w:ascii="Tahoma" w:eastAsia="Tahoma" w:hAnsi="Tahoma" w:cs="Tahoma"/>
-                <w:b/>
-                <w:sz w:val="22"/>
-                <w:szCs w:val="22"/>
-              </w:rPr>
+            <w:r>
               <w:t>Uraian Kegiatan</w:t>
             </w:r>
-          </w:p>
-          <w:p>
-            <w:pPr>
-              <w:jc w:val="center"/>
-              <w:rPr>
-                <w:rFonts w:ascii="Tahoma" w:eastAsia="Tahoma" w:hAnsi="Tahoma" w:cs="Tahoma"/>
-                <w:i/>
-                <w:sz w:val="22"/>
-                <w:szCs w:val="22"/>
-              </w:rPr>
-            </w:pPr>
           </w:p>
         </w:tc>
         <w:tc>
@@ -1374,21 +937,7 @@
             <w:vAlign w:val="center"/>
           </w:tcPr>
           <w:p>
-            <w:pPr>
-              <w:jc w:val="center"/>
-              <w:rPr>
-                <w:rFonts w:ascii="Tahoma" w:eastAsia="Tahoma" w:hAnsi="Tahoma" w:cs="Tahoma"/>
-                <w:sz w:val="22"/>
-                <w:szCs w:val="22"/>
-              </w:rPr>
-            </w:pPr>
-            <w:r>
-              <w:rPr>
-                <w:rFonts w:ascii="Tahoma" w:eastAsia="Tahoma" w:hAnsi="Tahoma" w:cs="Tahoma"/>
-                <w:b/>
-                <w:sz w:val="22"/>
-                <w:szCs w:val="22"/>
-              </w:rPr>
+            <w:r>
               <w:t>Media Pembelajaran</w:t>
             </w:r>
           </w:p>
@@ -1399,32 +948,8 @@
             <w:vAlign w:val="center"/>
           </w:tcPr>
           <w:p>
-            <w:pPr>
-              <w:jc w:val="center"/>
-              <w:rPr>
-                <w:rFonts w:ascii="Tahoma" w:eastAsia="Tahoma" w:hAnsi="Tahoma" w:cs="Tahoma"/>
-                <w:i/>
-                <w:sz w:val="22"/>
-                <w:szCs w:val="22"/>
-              </w:rPr>
-            </w:pPr>
-            <w:r>
-              <w:rPr>
-                <w:rFonts w:ascii="Tahoma" w:eastAsia="Tahoma" w:hAnsi="Tahoma" w:cs="Tahoma"/>
-                <w:b/>
-                <w:sz w:val="22"/>
-                <w:szCs w:val="22"/>
-              </w:rPr>
+            <w:r>
               <w:t>Perkiraan Waktu</w:t>
-            </w:r>
-            <w:r>
-              <w:rPr>
-                <w:rFonts w:ascii="Tahoma" w:eastAsia="Tahoma" w:hAnsi="Tahoma" w:cs="Tahoma"/>
-                <w:i/>
-                <w:sz w:val="22"/>
-                <w:szCs w:val="22"/>
-              </w:rPr>
-              <w:t xml:space="preserve"> </w:t>
             </w:r>
           </w:p>
         </w:tc>
@@ -1442,7 +967,7 @@
           </w:tcPr>
           <w:p>
             <w:r>
-              <w:t>Noise &amp; Leveling</w:t>
+              <w:t>Dasar Penyuntingan Audio &amp; Balance Suara</w:t>
             </w:r>
           </w:p>
         </w:tc>
@@ -1453,7 +978,15 @@
           </w:tcPr>
           <w:p>
             <w:r>
-              <w:t>Membersihkan noise audio dan mengatur volume desibel (dB).</w:t>
+              <w:t>Instruktur menjelaskan kepada peserta terkait:</w:t>
+              <w:br/>
+              <w:t>- Format berkas audio (.WAV tak terkompresi vs .MP3)</w:t>
+              <w:br/>
+              <w:t>- Pengaturan Volume Level (Decibel dB) agar suara tidak distorsi/pecah (clipping)</w:t>
+              <w:br/>
+              <w:t>- Konsep Audio Ducking: Musik latar mengecil otomatis saat narator/Voice Over berbicara</w:t>
+              <w:br/>
+              <w:t>Instruktur membuka sesi tanya jawab.</w:t>
             </w:r>
           </w:p>
         </w:tc>
@@ -1463,23 +996,9 @@
             <w:gridSpan w:val="3"/>
           </w:tcPr>
           <w:p>
-            <w:pPr>
-              <w:pBdr>
-                <w:top w:val="nil"/>
-                <w:left w:val="nil"/>
-                <w:bottom w:val="nil"/>
-                <w:right w:val="nil"/>
-                <w:between w:val="nil"/>
-              </w:pBdr>
-              <w:spacing w:before="60" w:line="276" w:lineRule="auto"/>
-              <w:ind w:left="253" w:right="89"/>
-              <w:rPr>
-                <w:rFonts w:ascii="Tahoma" w:eastAsia="Tahoma" w:hAnsi="Tahoma" w:cs="Tahoma"/>
-                <w:color w:val="000000"/>
-                <w:sz w:val="22"/>
-                <w:szCs w:val="22"/>
-              </w:rPr>
-            </w:pPr>
+            <w:r>
+              <w:t>Power Point &amp; Waveform Sample</w:t>
+            </w:r>
           </w:p>
         </w:tc>
         <w:tc>
@@ -1487,15 +1006,9 @@
             <w:tcW w:w="1850" w:type="dxa"/>
           </w:tcPr>
           <w:p>
-            <w:pPr>
-              <w:spacing w:before="60"/>
-              <w:jc w:val="center"/>
-              <w:rPr>
-                <w:rFonts w:ascii="Tahoma" w:eastAsia="Tahoma" w:hAnsi="Tahoma" w:cs="Tahoma"/>
-                <w:sz w:val="22"/>
-                <w:szCs w:val="22"/>
-              </w:rPr>
-            </w:pPr>
+            <w:r>
+              <w:t>35 menit</w:t>
+            </w:r>
           </w:p>
         </w:tc>
       </w:tr>
@@ -1512,7 +1025,7 @@
           </w:tcPr>
           <w:p>
             <w:r>
-              <w:t>Demo Audio Ducking</w:t>
+              <w:t>Demonstrasi Cleaning Noise &amp; Audio Ducking</w:t>
             </w:r>
           </w:p>
         </w:tc>
@@ -1523,7 +1036,13 @@
           </w:tcPr>
           <w:p>
             <w:r>
-              <w:t>Teknik mengecilkan musik otomatis saat narator bicara.</w:t>
+              <w:t>Instruktur mendemonstrasikan kepada peserta terkait:</w:t>
+              <w:br/>
+              <w:t>- Pembersihan noise dengung/angin dari rekaman suara menggunakan Noise Reduction Filter</w:t>
+              <w:br/>
+              <w:t>- Setting efek Fade In dan Fade Out pada musik latar</w:t>
+              <w:br/>
+              <w:t>- Tanya jawab interaktif bersama peserta.</w:t>
             </w:r>
           </w:p>
         </w:tc>
@@ -1533,23 +1052,9 @@
             <w:gridSpan w:val="3"/>
           </w:tcPr>
           <w:p>
-            <w:pPr>
-              <w:pBdr>
-                <w:top w:val="nil"/>
-                <w:left w:val="nil"/>
-                <w:bottom w:val="nil"/>
-                <w:right w:val="nil"/>
-                <w:between w:val="nil"/>
-              </w:pBdr>
-              <w:spacing w:before="60" w:line="276" w:lineRule="auto"/>
-              <w:ind w:left="253" w:right="89"/>
-              <w:rPr>
-                <w:rFonts w:ascii="Tahoma" w:eastAsia="Tahoma" w:hAnsi="Tahoma" w:cs="Tahoma"/>
-                <w:color w:val="000000"/>
-                <w:sz w:val="22"/>
-                <w:szCs w:val="22"/>
-              </w:rPr>
-            </w:pPr>
+            <w:r>
+              <w:t>Software Editing Audio &amp; Projector</w:t>
+            </w:r>
           </w:p>
         </w:tc>
         <w:tc>
@@ -1557,15 +1062,9 @@
             <w:tcW w:w="1850" w:type="dxa"/>
           </w:tcPr>
           <w:p>
-            <w:pPr>
-              <w:spacing w:before="60"/>
-              <w:jc w:val="center"/>
-              <w:rPr>
-                <w:rFonts w:ascii="Tahoma" w:eastAsia="Tahoma" w:hAnsi="Tahoma" w:cs="Tahoma"/>
-                <w:sz w:val="22"/>
-                <w:szCs w:val="22"/>
-              </w:rPr>
-            </w:pPr>
+            <w:r>
+              <w:t>35 menit</w:t>
+            </w:r>
           </w:p>
         </w:tc>
       </w:tr>
@@ -1582,7 +1081,7 @@
           </w:tcPr>
           <w:p>
             <w:r>
-              <w:t>Praktik Mixing VO</w:t>
+              <w:t>Praktik Mandiri: Mixing Voice Over &amp; Musik Latar</w:t>
             </w:r>
           </w:p>
         </w:tc>
@@ -1593,7 +1092,13 @@
           </w:tcPr>
           <w:p>
             <w:r>
-              <w:t>Menyelaraskan rekaman suara narasi dengan musik latar iklan.</w:t>
+              <w:t>Instruktur memberikan jobsheet dan mendampingi peserta untuk:</w:t>
+              <w:br/>
+              <w:t>- Menyelaraskan rekaman narasi suara (Voice Over) dengan musik latar iklan</w:t>
+              <w:br/>
+              <w:t>- Mengatur keseimbangan volume dB agar suara narasi terdengar sangat jernih</w:t>
+              <w:br/>
+              <w:t>- Instruktur berkeliling memberikan bimbingan teknis.</w:t>
             </w:r>
           </w:p>
         </w:tc>
@@ -1603,23 +1108,9 @@
             <w:gridSpan w:val="3"/>
           </w:tcPr>
           <w:p>
-            <w:pPr>
-              <w:pBdr>
-                <w:top w:val="nil"/>
-                <w:left w:val="nil"/>
-                <w:bottom w:val="nil"/>
-                <w:right w:val="nil"/>
-                <w:between w:val="nil"/>
-              </w:pBdr>
-              <w:spacing w:before="60" w:line="276" w:lineRule="auto"/>
-              <w:ind w:left="253" w:right="89"/>
-              <w:rPr>
-                <w:rFonts w:ascii="Tahoma" w:eastAsia="Tahoma" w:hAnsi="Tahoma" w:cs="Tahoma"/>
-                <w:color w:val="000000"/>
-                <w:sz w:val="22"/>
-                <w:szCs w:val="22"/>
-              </w:rPr>
-            </w:pPr>
+            <w:r>
+              <w:t>PC Lab &amp; Headphone (Jobsheet 19)</w:t>
+            </w:r>
           </w:p>
         </w:tc>
         <w:tc>
@@ -1627,15 +1118,9 @@
             <w:tcW w:w="1850" w:type="dxa"/>
           </w:tcPr>
           <w:p>
-            <w:pPr>
-              <w:spacing w:before="60"/>
-              <w:jc w:val="center"/>
-              <w:rPr>
-                <w:rFonts w:ascii="Tahoma" w:eastAsia="Tahoma" w:hAnsi="Tahoma" w:cs="Tahoma"/>
-                <w:sz w:val="22"/>
-                <w:szCs w:val="22"/>
-              </w:rPr>
-            </w:pPr>
+            <w:r>
+              <w:t>35 menit</w:t>
+            </w:r>
           </w:p>
         </w:tc>
       </w:tr>
@@ -1651,24 +1136,7 @@
             <w:gridSpan w:val="3"/>
           </w:tcPr>
           <w:p>
-            <w:pPr>
-              <w:pStyle w:val="ListParagraph"/>
-              <w:numPr>
-                <w:ilvl w:val="3"/>
-                <w:numId w:val="5"/>
-              </w:numPr>
-              <w:spacing w:before="60"/>
-              <w:ind w:left="292"/>
-              <w:rPr>
-                <w:rFonts w:ascii="Tahoma" w:eastAsia="Tahoma" w:hAnsi="Tahoma" w:cs="Tahoma"/>
-                <w:b/>
-              </w:rPr>
-            </w:pPr>
-            <w:r>
-              <w:rPr>
-                <w:rFonts w:ascii="Tahoma" w:eastAsia="Tahoma" w:hAnsi="Tahoma" w:cs="Tahoma"/>
-                <w:b/>
-              </w:rPr>
+            <w:r>
               <w:t>Kesimpulan ( Summary)</w:t>
             </w:r>
           </w:p>
@@ -1680,7 +1148,7 @@
           </w:tcPr>
           <w:p>
             <w:r>
-              <w:t>Audio jernih meningkatkan profesionalisme video.</w:t>
+              <w:t>Instruktur menyimpulkan standar level desibel yang nyaman untuk musik latar belakang (sekitar -18dB s.d -24dB).</w:t>
             </w:r>
           </w:p>
         </w:tc>
@@ -1690,23 +1158,9 @@
             <w:gridSpan w:val="3"/>
           </w:tcPr>
           <w:p>
-            <w:pPr>
-              <w:pBdr>
-                <w:top w:val="nil"/>
-                <w:left w:val="nil"/>
-                <w:bottom w:val="nil"/>
-                <w:right w:val="nil"/>
-                <w:between w:val="nil"/>
-              </w:pBdr>
-              <w:spacing w:before="60" w:line="276" w:lineRule="auto"/>
-              <w:ind w:left="253" w:right="89"/>
-              <w:rPr>
-                <w:rFonts w:ascii="Tahoma" w:eastAsia="Tahoma" w:hAnsi="Tahoma" w:cs="Tahoma"/>
-                <w:color w:val="000000"/>
-                <w:sz w:val="22"/>
-                <w:szCs w:val="22"/>
-              </w:rPr>
-            </w:pPr>
+            <w:r>
+              <w:t>Power Point</w:t>
+            </w:r>
           </w:p>
         </w:tc>
         <w:tc>
@@ -1714,15 +1168,9 @@
             <w:tcW w:w="1850" w:type="dxa"/>
           </w:tcPr>
           <w:p>
-            <w:pPr>
-              <w:spacing w:before="60"/>
-              <w:jc w:val="center"/>
-              <w:rPr>
-                <w:rFonts w:ascii="Tahoma" w:eastAsia="Tahoma" w:hAnsi="Tahoma" w:cs="Tahoma"/>
-                <w:sz w:val="22"/>
-                <w:szCs w:val="22"/>
-              </w:rPr>
-            </w:pPr>
+            <w:r>
+              <w:t>5 menit</w:t>
+            </w:r>
           </w:p>
         </w:tc>
       </w:tr>
@@ -1739,25 +1187,7 @@
             <w:vAlign w:val="center"/>
           </w:tcPr>
           <w:p>
-            <w:pPr>
-              <w:pStyle w:val="ListParagraph"/>
-              <w:numPr>
-                <w:ilvl w:val="0"/>
-                <w:numId w:val="6"/>
-              </w:numPr>
-              <w:spacing w:before="120" w:after="120"/>
-              <w:ind w:left="436" w:hanging="426"/>
-              <w:jc w:val="both"/>
-              <w:rPr>
-                <w:rFonts w:ascii="Tahoma" w:eastAsia="Tahoma" w:hAnsi="Tahoma" w:cs="Tahoma"/>
-                <w:b/>
-              </w:rPr>
-            </w:pPr>
-            <w:r>
-              <w:rPr>
-                <w:rFonts w:ascii="Tahoma" w:eastAsia="Tahoma" w:hAnsi="Tahoma" w:cs="Tahoma"/>
-                <w:b/>
-              </w:rPr>
+            <w:r>
               <w:t>Aplikasi</w:t>
             </w:r>
           </w:p>
@@ -1769,7 +1199,161 @@
           </w:tcPr>
           <w:p>
             <w:r>
-              <w:t>Kuis istilah audio.</w:t>
+              <w:t>Instruktur memberikan kuis interaktif mengenai istilah audio: Clipping, Noise Reduction, dan Audio Ducking.</w:t>
+            </w:r>
+          </w:p>
+        </w:tc>
+        <w:tc>
+          <w:tcPr>
+            <w:tcW w:w="1796" w:type="dxa"/>
+            <w:gridSpan w:val="3"/>
+          </w:tcPr>
+          <w:p>
+            <w:r>
+              <w:t>Quizizz.com / Form</w:t>
+            </w:r>
+          </w:p>
+        </w:tc>
+        <w:tc>
+          <w:tcPr>
+            <w:tcW w:w="1850" w:type="dxa"/>
+          </w:tcPr>
+          <w:p>
+            <w:r>
+              <w:t>20 menit</w:t>
+            </w:r>
+          </w:p>
+        </w:tc>
+      </w:tr>
+      <w:tr>
+        <w:trPr>
+          <w:gridAfter w:val="1"/>
+          <w:wAfter w:w="10" w:type="dxa"/>
+          <w:trHeight w:val="306"/>
+        </w:trPr>
+        <w:tc>
+          <w:tcPr>
+            <w:tcW w:w="2665" w:type="dxa"/>
+            <w:gridSpan w:val="3"/>
+            <w:vAlign w:val="center"/>
+          </w:tcPr>
+          <w:p>
+            <w:r>
+              <w:t>Evaluasi</w:t>
+            </w:r>
+          </w:p>
+        </w:tc>
+        <w:tc>
+          <w:tcPr>
+            <w:tcW w:w="3543" w:type="dxa"/>
+            <w:gridSpan w:val="2"/>
+          </w:tcPr>
+          <w:p>
+            <w:r>
+              <w:t>Instruktur menilai kejelasan suara Voice Over dan keseimbangan mixing audio pada Jobsheet 19.</w:t>
+            </w:r>
+          </w:p>
+        </w:tc>
+        <w:tc>
+          <w:tcPr>
+            <w:tcW w:w="1796" w:type="dxa"/>
+            <w:gridSpan w:val="3"/>
+          </w:tcPr>
+          <w:p>
+            <w:r>
+              <w:t>Lembar Jobsheet 19 &amp; Rubrik</w:t>
+            </w:r>
+          </w:p>
+        </w:tc>
+        <w:tc>
+          <w:tcPr>
+            <w:tcW w:w="1850" w:type="dxa"/>
+          </w:tcPr>
+          <w:p>
+            <w:r>
+              <w:t>30 menit</w:t>
+            </w:r>
+          </w:p>
+        </w:tc>
+      </w:tr>
+      <w:tr>
+        <w:trPr>
+          <w:gridAfter w:val="1"/>
+          <w:wAfter w:w="10" w:type="dxa"/>
+          <w:trHeight w:val="587"/>
+        </w:trPr>
+        <w:tc>
+          <w:tcPr>
+            <w:tcW w:w="2665" w:type="dxa"/>
+            <w:gridSpan w:val="3"/>
+            <w:vAlign w:val="center"/>
+          </w:tcPr>
+          <w:p>
+            <w:r>
+              <w:t>Tugas Tambahan</w:t>
+            </w:r>
+          </w:p>
+        </w:tc>
+        <w:tc>
+          <w:tcPr>
+            <w:tcW w:w="3543" w:type="dxa"/>
+            <w:gridSpan w:val="2"/>
+          </w:tcPr>
+          <w:p>
+            <w:r>
+              <w:t>Instruktur memberikan tugas tambahan: Merekam 1 kalimat voice over promosi singkat menggunakan smartphone.</w:t>
+            </w:r>
+          </w:p>
+        </w:tc>
+        <w:tc>
+          <w:tcPr>
+            <w:tcW w:w="1796" w:type="dxa"/>
+            <w:gridSpan w:val="3"/>
+          </w:tcPr>
+          <w:p>
+            <w:r>
+              <w:t>Instruktur memberikan tugas tambahan: Merekam 1 kalimat voice over promosi singkat menggunakan smartphone.</w:t>
+            </w:r>
+          </w:p>
+        </w:tc>
+        <w:tc>
+          <w:tcPr>
+            <w:tcW w:w="1850" w:type="dxa"/>
+          </w:tcPr>
+          <w:p>
+            <w:r>
+              <w:t>5 menit</w:t>
+            </w:r>
+          </w:p>
+        </w:tc>
+      </w:tr>
+      <w:tr>
+        <w:trPr>
+          <w:gridAfter w:val="1"/>
+          <w:wAfter w:w="10" w:type="dxa"/>
+        </w:trPr>
+        <w:tc>
+          <w:tcPr>
+            <w:tcW w:w="2665" w:type="dxa"/>
+            <w:gridSpan w:val="3"/>
+            <w:vAlign w:val="center"/>
+          </w:tcPr>
+          <w:p>
+            <w:r>
+              <w:t>Pemberesan Kelas</w:t>
+            </w:r>
+          </w:p>
+        </w:tc>
+        <w:tc>
+          <w:tcPr>
+            <w:tcW w:w="3543" w:type="dxa"/>
+            <w:gridSpan w:val="2"/>
+          </w:tcPr>
+          <w:p>
+            <w:r>
+              <w:t>Merapikan perangkat PC dan ruang lab (5R)</w:t>
+              <w:br/>
+              <w:t>Berdoa dan memberikan salam penutup</w:t>
             </w:r>
           </w:p>
         </w:tc>
@@ -1807,349 +1391,9 @@
             <w:tcW w:w="1850" w:type="dxa"/>
           </w:tcPr>
           <w:p>
-            <w:pPr>
-              <w:pBdr>
-                <w:top w:val="nil"/>
-                <w:left w:val="nil"/>
-                <w:bottom w:val="nil"/>
-                <w:right w:val="nil"/>
-                <w:between w:val="nil"/>
-              </w:pBdr>
-              <w:spacing w:before="60"/>
-              <w:jc w:val="center"/>
-              <w:rPr>
-                <w:rFonts w:ascii="Tahoma" w:eastAsia="Tahoma" w:hAnsi="Tahoma" w:cs="Tahoma"/>
-                <w:sz w:val="22"/>
-                <w:szCs w:val="22"/>
-              </w:rPr>
-            </w:pPr>
-          </w:p>
-        </w:tc>
-      </w:tr>
-      <w:tr>
-        <w:trPr>
-          <w:gridAfter w:val="1"/>
-          <w:wAfter w:w="10" w:type="dxa"/>
-          <w:trHeight w:val="306"/>
-        </w:trPr>
-        <w:tc>
-          <w:tcPr>
-            <w:tcW w:w="2665" w:type="dxa"/>
-            <w:gridSpan w:val="3"/>
-            <w:vAlign w:val="center"/>
-          </w:tcPr>
-          <w:p>
-            <w:pPr>
-              <w:pStyle w:val="ListParagraph"/>
-              <w:numPr>
-                <w:ilvl w:val="0"/>
-                <w:numId w:val="6"/>
-              </w:numPr>
-              <w:spacing w:before="120" w:after="120"/>
-              <w:ind w:left="436" w:hanging="426"/>
-              <w:jc w:val="both"/>
-              <w:rPr>
-                <w:rFonts w:ascii="Tahoma" w:eastAsia="Tahoma" w:hAnsi="Tahoma" w:cs="Tahoma"/>
-                <w:b/>
-              </w:rPr>
-            </w:pPr>
-            <w:r>
-              <w:rPr>
-                <w:rFonts w:ascii="Tahoma" w:eastAsia="Tahoma" w:hAnsi="Tahoma" w:cs="Tahoma"/>
-                <w:b/>
-              </w:rPr>
-              <w:t>Evaluasi</w:t>
-            </w:r>
-          </w:p>
-        </w:tc>
-        <w:tc>
-          <w:tcPr>
-            <w:tcW w:w="3543" w:type="dxa"/>
-            <w:gridSpan w:val="2"/>
-          </w:tcPr>
-          <w:p>
-            <w:r>
-              <w:t>Jobsheet 19: Audio Mixing.</w:t>
-            </w:r>
-          </w:p>
-        </w:tc>
-        <w:tc>
-          <w:tcPr>
-            <w:tcW w:w="1796" w:type="dxa"/>
-            <w:gridSpan w:val="3"/>
-          </w:tcPr>
-          <w:p>
-            <w:pPr>
-              <w:numPr>
-                <w:ilvl w:val="0"/>
-                <w:numId w:val="4"/>
-              </w:numPr>
-              <w:pBdr>
-                <w:top w:val="nil"/>
-                <w:left w:val="nil"/>
-                <w:bottom w:val="nil"/>
-                <w:right w:val="nil"/>
-                <w:between w:val="nil"/>
-              </w:pBdr>
-              <w:spacing w:before="60" w:line="276" w:lineRule="auto"/>
-              <w:ind w:left="253" w:right="89" w:hanging="220"/>
-              <w:rPr>
-                <w:rFonts w:ascii="Tahoma" w:eastAsia="Tahoma" w:hAnsi="Tahoma" w:cs="Tahoma"/>
-                <w:color w:val="000000"/>
-                <w:sz w:val="22"/>
-                <w:szCs w:val="22"/>
-              </w:rPr>
-            </w:pPr>
-          </w:p>
-        </w:tc>
-        <w:tc>
-          <w:tcPr>
-            <w:tcW w:w="1850" w:type="dxa"/>
-          </w:tcPr>
-          <w:p>
-            <w:pPr>
-              <w:pBdr>
-                <w:top w:val="nil"/>
-                <w:left w:val="nil"/>
-                <w:bottom w:val="nil"/>
-                <w:right w:val="nil"/>
-                <w:between w:val="nil"/>
-              </w:pBdr>
-              <w:spacing w:before="60"/>
-              <w:jc w:val="center"/>
-              <w:rPr>
-                <w:rFonts w:ascii="Tahoma" w:eastAsia="Tahoma" w:hAnsi="Tahoma" w:cs="Tahoma"/>
-                <w:sz w:val="22"/>
-                <w:szCs w:val="22"/>
-              </w:rPr>
-            </w:pPr>
-          </w:p>
-        </w:tc>
-      </w:tr>
-      <w:tr>
-        <w:trPr>
-          <w:gridAfter w:val="1"/>
-          <w:wAfter w:w="10" w:type="dxa"/>
-          <w:trHeight w:val="587"/>
-        </w:trPr>
-        <w:tc>
-          <w:tcPr>
-            <w:tcW w:w="2665" w:type="dxa"/>
-            <w:gridSpan w:val="3"/>
-            <w:vAlign w:val="center"/>
-          </w:tcPr>
-          <w:p>
-            <w:pPr>
-              <w:spacing w:before="120" w:after="120"/>
-              <w:jc w:val="both"/>
-              <w:rPr>
-                <w:rFonts w:ascii="Tahoma" w:eastAsia="Tahoma" w:hAnsi="Tahoma" w:cs="Tahoma"/>
-                <w:b/>
-                <w:sz w:val="22"/>
-                <w:szCs w:val="22"/>
-              </w:rPr>
-            </w:pPr>
-            <w:r>
-              <w:rPr>
-                <w:rFonts w:ascii="Tahoma" w:eastAsia="Tahoma" w:hAnsi="Tahoma" w:cs="Tahoma"/>
-                <w:b/>
-                <w:sz w:val="22"/>
-                <w:szCs w:val="22"/>
-              </w:rPr>
-              <w:t>Tugas Tambahan</w:t>
-            </w:r>
-          </w:p>
-        </w:tc>
-        <w:tc>
-          <w:tcPr>
-            <w:tcW w:w="3543" w:type="dxa"/>
-            <w:gridSpan w:val="2"/>
-          </w:tcPr>
-          <w:p>
-            <w:pPr>
-              <w:numPr>
-                <w:ilvl w:val="0"/>
-                <w:numId w:val="4"/>
-              </w:numPr>
-              <w:pBdr>
-                <w:top w:val="nil"/>
-                <w:left w:val="nil"/>
-                <w:bottom w:val="nil"/>
-                <w:right w:val="nil"/>
-                <w:between w:val="nil"/>
-              </w:pBdr>
-              <w:spacing w:before="60" w:line="276" w:lineRule="auto"/>
-              <w:ind w:left="253" w:right="89" w:hanging="220"/>
-              <w:rPr>
-                <w:rFonts w:ascii="Tahoma" w:eastAsia="Tahoma" w:hAnsi="Tahoma" w:cs="Tahoma"/>
-                <w:color w:val="000000"/>
-                <w:sz w:val="22"/>
-                <w:szCs w:val="22"/>
-              </w:rPr>
-            </w:pPr>
-          </w:p>
-        </w:tc>
-        <w:tc>
-          <w:tcPr>
-            <w:tcW w:w="1796" w:type="dxa"/>
-            <w:gridSpan w:val="3"/>
-          </w:tcPr>
-          <w:p>
-            <w:pPr>
-              <w:pBdr>
-                <w:top w:val="nil"/>
-                <w:left w:val="nil"/>
-                <w:bottom w:val="nil"/>
-                <w:right w:val="nil"/>
-                <w:between w:val="nil"/>
-              </w:pBdr>
-              <w:spacing w:before="60" w:line="276" w:lineRule="auto"/>
-              <w:ind w:left="33" w:right="89"/>
-              <w:rPr>
-                <w:rFonts w:ascii="Tahoma" w:eastAsia="Tahoma" w:hAnsi="Tahoma" w:cs="Tahoma"/>
-                <w:color w:val="000000"/>
-                <w:sz w:val="22"/>
-                <w:szCs w:val="22"/>
-              </w:rPr>
-            </w:pPr>
-          </w:p>
-        </w:tc>
-        <w:tc>
-          <w:tcPr>
-            <w:tcW w:w="1850" w:type="dxa"/>
-          </w:tcPr>
-          <w:p>
-            <w:pPr>
-              <w:pBdr>
-                <w:top w:val="nil"/>
-                <w:left w:val="nil"/>
-                <w:bottom w:val="nil"/>
-                <w:right w:val="nil"/>
-                <w:between w:val="nil"/>
-              </w:pBdr>
-              <w:spacing w:before="60"/>
-              <w:jc w:val="center"/>
-              <w:rPr>
-                <w:rFonts w:ascii="Tahoma" w:eastAsia="Tahoma" w:hAnsi="Tahoma" w:cs="Tahoma"/>
-                <w:sz w:val="22"/>
-                <w:szCs w:val="22"/>
-              </w:rPr>
-            </w:pPr>
-          </w:p>
-        </w:tc>
-      </w:tr>
-      <w:tr>
-        <w:trPr>
-          <w:gridAfter w:val="1"/>
-          <w:wAfter w:w="10" w:type="dxa"/>
-        </w:trPr>
-        <w:tc>
-          <w:tcPr>
-            <w:tcW w:w="2665" w:type="dxa"/>
-            <w:gridSpan w:val="3"/>
-            <w:vAlign w:val="center"/>
-          </w:tcPr>
-          <w:p>
-            <w:pPr>
-              <w:spacing w:before="120" w:after="120"/>
-              <w:jc w:val="both"/>
-              <w:rPr>
-                <w:rFonts w:ascii="Tahoma" w:eastAsia="Tahoma" w:hAnsi="Tahoma" w:cs="Tahoma"/>
-                <w:b/>
-                <w:sz w:val="22"/>
-                <w:szCs w:val="22"/>
-              </w:rPr>
-            </w:pPr>
-            <w:r>
-              <w:rPr>
-                <w:rFonts w:ascii="Tahoma" w:eastAsia="Tahoma" w:hAnsi="Tahoma" w:cs="Tahoma"/>
-                <w:b/>
-                <w:sz w:val="22"/>
-                <w:szCs w:val="22"/>
-              </w:rPr>
-              <w:t>Pemberesan Kelas</w:t>
-            </w:r>
-          </w:p>
-        </w:tc>
-        <w:tc>
-          <w:tcPr>
-            <w:tcW w:w="3543" w:type="dxa"/>
-            <w:gridSpan w:val="2"/>
-          </w:tcPr>
-          <w:p>
-            <w:pPr>
-              <w:numPr>
-                <w:ilvl w:val="0"/>
-                <w:numId w:val="4"/>
-              </w:numPr>
-              <w:pBdr>
-                <w:top w:val="nil"/>
-                <w:left w:val="nil"/>
-                <w:bottom w:val="nil"/>
-                <w:right w:val="nil"/>
-                <w:between w:val="nil"/>
-              </w:pBdr>
-              <w:spacing w:before="60" w:line="276" w:lineRule="auto"/>
-              <w:ind w:left="253" w:right="89" w:hanging="220"/>
-              <w:rPr>
-                <w:rFonts w:ascii="Tahoma" w:eastAsia="Tahoma" w:hAnsi="Tahoma" w:cs="Tahoma"/>
-                <w:color w:val="000000"/>
-                <w:sz w:val="22"/>
-                <w:szCs w:val="22"/>
-              </w:rPr>
-            </w:pPr>
-          </w:p>
-        </w:tc>
-        <w:tc>
-          <w:tcPr>
-            <w:tcW w:w="1796" w:type="dxa"/>
-            <w:gridSpan w:val="3"/>
-          </w:tcPr>
-          <w:p>
-            <w:pPr>
-              <w:numPr>
-                <w:ilvl w:val="0"/>
-                <w:numId w:val="4"/>
-              </w:numPr>
-              <w:pBdr>
-                <w:top w:val="nil"/>
-                <w:left w:val="nil"/>
-                <w:bottom w:val="nil"/>
-                <w:right w:val="nil"/>
-                <w:between w:val="nil"/>
-              </w:pBdr>
-              <w:spacing w:before="60" w:line="276" w:lineRule="auto"/>
-              <w:ind w:left="253" w:right="89" w:hanging="220"/>
-              <w:rPr>
-                <w:rFonts w:ascii="Tahoma" w:eastAsia="Tahoma" w:hAnsi="Tahoma" w:cs="Tahoma"/>
-                <w:color w:val="000000"/>
-                <w:sz w:val="22"/>
-                <w:szCs w:val="22"/>
-              </w:rPr>
-            </w:pPr>
-          </w:p>
-        </w:tc>
-        <w:tc>
-          <w:tcPr>
-            <w:tcW w:w="1850" w:type="dxa"/>
-          </w:tcPr>
-          <w:p>
-            <w:pPr>
-              <w:pBdr>
-                <w:top w:val="nil"/>
-                <w:left w:val="nil"/>
-                <w:bottom w:val="nil"/>
-                <w:right w:val="nil"/>
-                <w:between w:val="nil"/>
-              </w:pBdr>
-              <w:spacing w:before="60"/>
-              <w:jc w:val="center"/>
-              <w:rPr>
-                <w:rFonts w:ascii="Tahoma" w:eastAsia="Tahoma" w:hAnsi="Tahoma" w:cs="Tahoma"/>
-                <w:sz w:val="22"/>
-                <w:szCs w:val="22"/>
-              </w:rPr>
-            </w:pPr>
+            <w:r>
+              <w:t>5 menit</w:t>
+            </w:r>
           </w:p>
         </w:tc>
       </w:tr>
